--- a/tillsyn/A 49089-2025 tillsynsbegäran.docx
+++ b/tillsyn/A 49089-2025 tillsynsbegäran.docx
@@ -35,7 +35,7 @@
     </w:p>
     <w:p>
       <w:r>
-        <w:t>I avverkningsanmälan har följande 1 naturvårdsarter hittats: knärot (VU, §8). Av dessa är 1 rödlistade. För rödlistade arter har rödlistekategorin angivits inom parentes. För fridlysta arter anges även paragrafen i Artskyddsförordningen som arten är fridlyst enligt.</w:t>
+        <w:t>I avverkningsanmälan har följande 4 naturvårdsarter hittats: knärot (VU, §8), blomkålssvamp (S), grönpyrola (S) och revlummer (§9). Av dessa är 1 rödlistade. För rödlistade arter har rödlistekategorin angivits inom parentes. Arter som är signalarter enligt Skogsstyrelsen har markerats med (S). För fridlysta arter anges även paragrafen i Artskyddsförordningen som arten är fridlyst enligt.</w:t>
       </w:r>
     </w:p>
     <w:p>
@@ -91,6 +91,28 @@
       </w:r>
     </w:p>
     <w:p>
+      <w:r>
+        <w:rPr>
+          <w:b/>
+        </w:rPr>
+        <w:t xml:space="preserve">Blomkålssvamp </w:t>
+      </w:r>
+      <w:r>
+        <w:t>är en parasit och vednedbrytare som växer på rötter och basala stamdelar av tall, enstaka gånger även på lärk och gran. Träden är oftast mycket gamla, gärna 150–200 år eller äldre. När blomkålssvamp påträffas i skogslandskapet signalerar den vanligtvis skyddsvärda tallbestånd med höga naturvärden. Den är då främst knuten till gamla skogar, oftast tallnaturskogar och olika restbiotoper där det förekommer biologiskt gamla träd. Samtliga tallar med blomkålssvamp bör klassas som naturvårdsträd och lämnas som framtida ”evighetsträd” (Nitare &amp; Skogsstyrelsen, 2019).</w:t>
+      </w:r>
+    </w:p>
+    <w:p>
+      <w:r>
+        <w:rPr>
+          <w:b/>
+        </w:rPr>
+        <w:t xml:space="preserve">Grönpyrola </w:t>
+      </w:r>
+      <w:r>
+        <w:t>växer främst på sandig, torr eller frisk mark i äldre barrskog, ofta på isälvsmaterial såsom sand och grus. Den påträffas främst i äldre naturligt uppkomna barrskogar, exempelvis på tallmoar, i åssluttningar, dyner och rasbranter. Arten är känslig för skogsbruksmetoder såsom slutavverkning och markberedning (Nitare &amp; Skogsstyrelsen, 2019).</w:t>
+      </w:r>
+    </w:p>
+    <w:p>
       <w:pPr>
         <w:pStyle w:val="Heading1"/>
       </w:pPr>
@@ -100,7 +122,7 @@
     </w:p>
     <w:p>
       <w:r>
-        <w:t>Följande fridlysta arter har sina livsmiljöer och växtplatser i den avverkningsanmälda skogen: knärot (VU, §8).</w:t>
+        <w:t>Följande fridlysta arter har sina livsmiljöer och växtplatser i den avverkningsanmälda skogen: knärot (VU, §8) och revlummer (§9).</w:t>
       </w:r>
     </w:p>
     <w:p>
@@ -134,7 +156,7 @@
     </w:p>
     <w:p>
       <w:r>
-        <w:t>I det avverkningsanmälda området finns 1 fyndplatser för knärot registrerade på Artportalen. Figur 2 visar gränserna för buffertzoner på 50 m, som behöver lämnas kring fyndplatserna för att knärotslokalerna inte ska försvinna vid en avverkning. Av det avverkningsanmälda området överlappar 0.47 ha med buffertzonerna och får av detta skäl inte avverkas.</w:t>
+        <w:t>I det avverkningsanmälda området finns 2 fyndplatser för knärot registrerade på Artportalen. Figur 2 visar gränserna för buffertzoner på 50 m, som behöver lämnas kring fyndplatserna för att knärotslokalerna inte ska försvinna vid en avverkning. Av det avverkningsanmälda området överlappar 0.64 ha med buffertzonerna och får av detta skäl inte avverkas.</w:t>
       </w:r>
     </w:p>
     <w:p>
@@ -528,7 +550,7 @@
     <w:r>
       <w:tab/>
       <w:tab/>
-      <w:t>2025-11-07</w:t>
+      <w:t>2025-11-08</w:t>
       <w:br/>
       <w:br/>
     </w:r>

--- a/tillsyn/A 49089-2025 tillsynsbegäran.docx
+++ b/tillsyn/A 49089-2025 tillsynsbegäran.docx
@@ -550,7 +550,7 @@
     <w:r>
       <w:tab/>
       <w:tab/>
-      <w:t>2025-11-08</w:t>
+      <w:t>2025-11-09</w:t>
       <w:br/>
       <w:br/>
     </w:r>

--- a/tillsyn/A 49089-2025 tillsynsbegäran.docx
+++ b/tillsyn/A 49089-2025 tillsynsbegäran.docx
@@ -550,7 +550,7 @@
     <w:r>
       <w:tab/>
       <w:tab/>
-      <w:t>2025-11-09</w:t>
+      <w:t>2025-11-10</w:t>
       <w:br/>
       <w:br/>
     </w:r>

--- a/tillsyn/A 49089-2025 tillsynsbegäran.docx
+++ b/tillsyn/A 49089-2025 tillsynsbegäran.docx
@@ -550,7 +550,7 @@
     <w:r>
       <w:tab/>
       <w:tab/>
-      <w:t>2025-11-10</w:t>
+      <w:t>2025-11-11</w:t>
       <w:br/>
       <w:br/>
     </w:r>

--- a/tillsyn/A 49089-2025 tillsynsbegäran.docx
+++ b/tillsyn/A 49089-2025 tillsynsbegäran.docx
@@ -550,7 +550,7 @@
     <w:r>
       <w:tab/>
       <w:tab/>
-      <w:t>2025-11-11</w:t>
+      <w:t>2025-11-12</w:t>
       <w:br/>
       <w:br/>
     </w:r>

--- a/tillsyn/A 49089-2025 tillsynsbegäran.docx
+++ b/tillsyn/A 49089-2025 tillsynsbegäran.docx
@@ -550,7 +550,7 @@
     <w:r>
       <w:tab/>
       <w:tab/>
-      <w:t>2025-11-12</w:t>
+      <w:t>2025-11-13</w:t>
       <w:br/>
       <w:br/>
     </w:r>

--- a/tillsyn/A 49089-2025 tillsynsbegäran.docx
+++ b/tillsyn/A 49089-2025 tillsynsbegäran.docx
@@ -550,7 +550,7 @@
     <w:r>
       <w:tab/>
       <w:tab/>
-      <w:t>2025-11-13</w:t>
+      <w:t>2025-11-14</w:t>
       <w:br/>
       <w:br/>
     </w:r>

--- a/tillsyn/A 49089-2025 tillsynsbegäran.docx
+++ b/tillsyn/A 49089-2025 tillsynsbegäran.docx
@@ -550,7 +550,7 @@
     <w:r>
       <w:tab/>
       <w:tab/>
-      <w:t>2025-11-14</w:t>
+      <w:t>2025-11-15</w:t>
       <w:br/>
       <w:br/>
     </w:r>

--- a/tillsyn/A 49089-2025 tillsynsbegäran.docx
+++ b/tillsyn/A 49089-2025 tillsynsbegäran.docx
@@ -550,7 +550,7 @@
     <w:r>
       <w:tab/>
       <w:tab/>
-      <w:t>2025-11-15</w:t>
+      <w:t>2025-11-20</w:t>
       <w:br/>
       <w:br/>
     </w:r>

--- a/tillsyn/A 49089-2025 tillsynsbegäran.docx
+++ b/tillsyn/A 49089-2025 tillsynsbegäran.docx
@@ -550,7 +550,7 @@
     <w:r>
       <w:tab/>
       <w:tab/>
-      <w:t>2025-11-20</w:t>
+      <w:t>2025-11-21</w:t>
       <w:br/>
       <w:br/>
     </w:r>

--- a/tillsyn/A 49089-2025 tillsynsbegäran.docx
+++ b/tillsyn/A 49089-2025 tillsynsbegäran.docx
@@ -550,7 +550,7 @@
     <w:r>
       <w:tab/>
       <w:tab/>
-      <w:t>2025-11-21</w:t>
+      <w:t>2025-11-22</w:t>
       <w:br/>
       <w:br/>
     </w:r>

--- a/tillsyn/A 49089-2025 tillsynsbegäran.docx
+++ b/tillsyn/A 49089-2025 tillsynsbegäran.docx
@@ -550,7 +550,7 @@
     <w:r>
       <w:tab/>
       <w:tab/>
-      <w:t>2025-11-22</w:t>
+      <w:t>2025-11-23</w:t>
       <w:br/>
       <w:br/>
     </w:r>

--- a/tillsyn/A 49089-2025 tillsynsbegäran.docx
+++ b/tillsyn/A 49089-2025 tillsynsbegäran.docx
@@ -35,7 +35,7 @@
     </w:p>
     <w:p>
       <w:r>
-        <w:t>I avverkningsanmälan har följande 4 naturvårdsarter hittats: knärot (VU, §8), blomkålssvamp (S), grönpyrola (S) och revlummer (§9). Av dessa är 1 rödlistade. För rödlistade arter har rödlistekategorin angivits inom parentes. Arter som är signalarter enligt Skogsstyrelsen har markerats med (S). För fridlysta arter anges även paragrafen i Artskyddsförordningen som arten är fridlyst enligt.</w:t>
+        <w:t>I avverkningsanmälan har följande 1 naturvårdsarter hittats: knärot (VU, §8). Av dessa är 1 rödlistade. För rödlistade arter har rödlistekategorin angivits inom parentes. För fridlysta arter anges även paragrafen i Artskyddsförordningen som arten är fridlyst enligt.</w:t>
       </w:r>
     </w:p>
     <w:p>
@@ -91,28 +91,6 @@
       </w:r>
     </w:p>
     <w:p>
-      <w:r>
-        <w:rPr>
-          <w:b/>
-        </w:rPr>
-        <w:t xml:space="preserve">Blomkålssvamp </w:t>
-      </w:r>
-      <w:r>
-        <w:t>är en parasit och vednedbrytare som växer på rötter och basala stamdelar av tall, enstaka gånger även på lärk och gran. Träden är oftast mycket gamla, gärna 150–200 år eller äldre. När blomkålssvamp påträffas i skogslandskapet signalerar den vanligtvis skyddsvärda tallbestånd med höga naturvärden. Den är då främst knuten till gamla skogar, oftast tallnaturskogar och olika restbiotoper där det förekommer biologiskt gamla träd. Samtliga tallar med blomkålssvamp bör klassas som naturvårdsträd och lämnas som framtida ”evighetsträd” (Nitare &amp; Skogsstyrelsen, 2019).</w:t>
-      </w:r>
-    </w:p>
-    <w:p>
-      <w:r>
-        <w:rPr>
-          <w:b/>
-        </w:rPr>
-        <w:t xml:space="preserve">Grönpyrola </w:t>
-      </w:r>
-      <w:r>
-        <w:t>växer främst på sandig, torr eller frisk mark i äldre barrskog, ofta på isälvsmaterial såsom sand och grus. Den påträffas främst i äldre naturligt uppkomna barrskogar, exempelvis på tallmoar, i åssluttningar, dyner och rasbranter. Arten är känslig för skogsbruksmetoder såsom slutavverkning och markberedning (Nitare &amp; Skogsstyrelsen, 2019).</w:t>
-      </w:r>
-    </w:p>
-    <w:p>
       <w:pPr>
         <w:pStyle w:val="Heading1"/>
       </w:pPr>
@@ -122,7 +100,7 @@
     </w:p>
     <w:p>
       <w:r>
-        <w:t>Följande fridlysta arter har sina livsmiljöer och växtplatser i den avverkningsanmälda skogen: knärot (VU, §8) och revlummer (§9).</w:t>
+        <w:t>Följande fridlysta arter har sina livsmiljöer och växtplatser i den avverkningsanmälda skogen: knärot (VU, §8).</w:t>
       </w:r>
     </w:p>
     <w:p>
@@ -156,7 +134,7 @@
     </w:p>
     <w:p>
       <w:r>
-        <w:t>I det avverkningsanmälda området finns 2 fyndplatser för knärot registrerade på Artportalen. Figur 2 visar gränserna för buffertzoner på 50 m, som behöver lämnas kring fyndplatserna för att knärotslokalerna inte ska försvinna vid en avverkning. Av det avverkningsanmälda området överlappar 0.64 ha med buffertzonerna och får av detta skäl inte avverkas.</w:t>
+        <w:t>I det avverkningsanmälda området finns 1 fyndplatser för knärot registrerade på Artportalen. Figur 2 visar gränserna för buffertzoner på 50 m, som behöver lämnas kring fyndplatserna för att knärotslokalerna inte ska försvinna vid en avverkning. Av det avverkningsanmälda området överlappar 0.47 ha med buffertzonerna och får av detta skäl inte avverkas.</w:t>
       </w:r>
     </w:p>
     <w:p>
@@ -550,7 +528,7 @@
     <w:r>
       <w:tab/>
       <w:tab/>
-      <w:t>2025-11-23</w:t>
+      <w:t>2025-11-24</w:t>
       <w:br/>
       <w:br/>
     </w:r>

--- a/tillsyn/A 49089-2025 tillsynsbegäran.docx
+++ b/tillsyn/A 49089-2025 tillsynsbegäran.docx
@@ -528,7 +528,7 @@
     <w:r>
       <w:tab/>
       <w:tab/>
-      <w:t>2025-11-24</w:t>
+      <w:t>2025-11-25</w:t>
       <w:br/>
       <w:br/>
     </w:r>

--- a/tillsyn/A 49089-2025 tillsynsbegäran.docx
+++ b/tillsyn/A 49089-2025 tillsynsbegäran.docx
@@ -528,7 +528,7 @@
     <w:r>
       <w:tab/>
       <w:tab/>
-      <w:t>2025-11-25</w:t>
+      <w:t>2025-11-26</w:t>
       <w:br/>
       <w:br/>
     </w:r>

--- a/tillsyn/A 49089-2025 tillsynsbegäran.docx
+++ b/tillsyn/A 49089-2025 tillsynsbegäran.docx
@@ -528,7 +528,7 @@
     <w:r>
       <w:tab/>
       <w:tab/>
-      <w:t>2025-11-26</w:t>
+      <w:t>2025-11-27</w:t>
       <w:br/>
       <w:br/>
     </w:r>

--- a/tillsyn/A 49089-2025 tillsynsbegäran.docx
+++ b/tillsyn/A 49089-2025 tillsynsbegäran.docx
@@ -528,7 +528,7 @@
     <w:r>
       <w:tab/>
       <w:tab/>
-      <w:t>2025-11-27</w:t>
+      <w:t>2025-11-28</w:t>
       <w:br/>
       <w:br/>
     </w:r>

--- a/tillsyn/A 49089-2025 tillsynsbegäran.docx
+++ b/tillsyn/A 49089-2025 tillsynsbegäran.docx
@@ -528,7 +528,7 @@
     <w:r>
       <w:tab/>
       <w:tab/>
-      <w:t>2025-11-28</w:t>
+      <w:t>2025-11-29</w:t>
       <w:br/>
       <w:br/>
     </w:r>

--- a/tillsyn/A 49089-2025 tillsynsbegäran.docx
+++ b/tillsyn/A 49089-2025 tillsynsbegäran.docx
@@ -528,7 +528,7 @@
     <w:r>
       <w:tab/>
       <w:tab/>
-      <w:t>2025-11-29</w:t>
+      <w:t>2025-11-30</w:t>
       <w:br/>
       <w:br/>
     </w:r>

--- a/tillsyn/A 49089-2025 tillsynsbegäran.docx
+++ b/tillsyn/A 49089-2025 tillsynsbegäran.docx
@@ -528,7 +528,7 @@
     <w:r>
       <w:tab/>
       <w:tab/>
-      <w:t>2025-11-30</w:t>
+      <w:t>2025-12-01</w:t>
       <w:br/>
       <w:br/>
     </w:r>

--- a/tillsyn/A 49089-2025 tillsynsbegäran.docx
+++ b/tillsyn/A 49089-2025 tillsynsbegäran.docx
@@ -528,7 +528,7 @@
     <w:r>
       <w:tab/>
       <w:tab/>
-      <w:t>2025-12-01</w:t>
+      <w:t>2025-12-02</w:t>
       <w:br/>
       <w:br/>
     </w:r>

--- a/tillsyn/A 49089-2025 tillsynsbegäran.docx
+++ b/tillsyn/A 49089-2025 tillsynsbegäran.docx
@@ -528,7 +528,7 @@
     <w:r>
       <w:tab/>
       <w:tab/>
-      <w:t>2025-12-02</w:t>
+      <w:t>2025-12-03</w:t>
       <w:br/>
       <w:br/>
     </w:r>

--- a/tillsyn/A 49089-2025 tillsynsbegäran.docx
+++ b/tillsyn/A 49089-2025 tillsynsbegäran.docx
@@ -528,7 +528,7 @@
     <w:r>
       <w:tab/>
       <w:tab/>
-      <w:t>2025-12-03</w:t>
+      <w:t>2025-12-04</w:t>
       <w:br/>
       <w:br/>
     </w:r>

--- a/tillsyn/A 49089-2025 tillsynsbegäran.docx
+++ b/tillsyn/A 49089-2025 tillsynsbegäran.docx
@@ -528,7 +528,7 @@
     <w:r>
       <w:tab/>
       <w:tab/>
-      <w:t>2025-12-04</w:t>
+      <w:t>2025-12-05</w:t>
       <w:br/>
       <w:br/>
     </w:r>

--- a/tillsyn/A 49089-2025 tillsynsbegäran.docx
+++ b/tillsyn/A 49089-2025 tillsynsbegäran.docx
@@ -528,7 +528,7 @@
     <w:r>
       <w:tab/>
       <w:tab/>
-      <w:t>2025-12-05</w:t>
+      <w:t>2025-12-06</w:t>
       <w:br/>
       <w:br/>
     </w:r>

--- a/tillsyn/A 49089-2025 tillsynsbegäran.docx
+++ b/tillsyn/A 49089-2025 tillsynsbegäran.docx
@@ -528,7 +528,7 @@
     <w:r>
       <w:tab/>
       <w:tab/>
-      <w:t>2025-12-06</w:t>
+      <w:t>2025-12-07</w:t>
       <w:br/>
       <w:br/>
     </w:r>

--- a/tillsyn/A 49089-2025 tillsynsbegäran.docx
+++ b/tillsyn/A 49089-2025 tillsynsbegäran.docx
@@ -528,7 +528,7 @@
     <w:r>
       <w:tab/>
       <w:tab/>
-      <w:t>2025-12-07</w:t>
+      <w:t>2025-12-08</w:t>
       <w:br/>
       <w:br/>
     </w:r>

--- a/tillsyn/A 49089-2025 tillsynsbegäran.docx
+++ b/tillsyn/A 49089-2025 tillsynsbegäran.docx
@@ -528,7 +528,7 @@
     <w:r>
       <w:tab/>
       <w:tab/>
-      <w:t>2025-12-08</w:t>
+      <w:t>2025-12-09</w:t>
       <w:br/>
       <w:br/>
     </w:r>

--- a/tillsyn/A 49089-2025 tillsynsbegäran.docx
+++ b/tillsyn/A 49089-2025 tillsynsbegäran.docx
@@ -528,7 +528,7 @@
     <w:r>
       <w:tab/>
       <w:tab/>
-      <w:t>2025-12-09</w:t>
+      <w:t>2025-12-10</w:t>
       <w:br/>
       <w:br/>
     </w:r>

--- a/tillsyn/A 49089-2025 tillsynsbegäran.docx
+++ b/tillsyn/A 49089-2025 tillsynsbegäran.docx
@@ -528,7 +528,7 @@
     <w:r>
       <w:tab/>
       <w:tab/>
-      <w:t>2025-12-10</w:t>
+      <w:t>2025-12-11</w:t>
       <w:br/>
       <w:br/>
     </w:r>

--- a/tillsyn/A 49089-2025 tillsynsbegäran.docx
+++ b/tillsyn/A 49089-2025 tillsynsbegäran.docx
@@ -528,7 +528,7 @@
     <w:r>
       <w:tab/>
       <w:tab/>
-      <w:t>2025-12-11</w:t>
+      <w:t>2025-12-12</w:t>
       <w:br/>
       <w:br/>
     </w:r>

--- a/tillsyn/A 49089-2025 tillsynsbegäran.docx
+++ b/tillsyn/A 49089-2025 tillsynsbegäran.docx
@@ -528,7 +528,7 @@
     <w:r>
       <w:tab/>
       <w:tab/>
-      <w:t>2025-12-12</w:t>
+      <w:t>2025-12-13</w:t>
       <w:br/>
       <w:br/>
     </w:r>

--- a/tillsyn/A 49089-2025 tillsynsbegäran.docx
+++ b/tillsyn/A 49089-2025 tillsynsbegäran.docx
@@ -528,7 +528,7 @@
     <w:r>
       <w:tab/>
       <w:tab/>
-      <w:t>2025-12-19</w:t>
+      <w:t>2025-12-20</w:t>
       <w:br/>
       <w:br/>
     </w:r>

--- a/tillsyn/A 49089-2025 tillsynsbegäran.docx
+++ b/tillsyn/A 49089-2025 tillsynsbegäran.docx
@@ -528,7 +528,7 @@
     <w:r>
       <w:tab/>
       <w:tab/>
-      <w:t>2025-12-20</w:t>
+      <w:t>2025-12-21</w:t>
       <w:br/>
       <w:br/>
     </w:r>

--- a/tillsyn/A 49089-2025 tillsynsbegäran.docx
+++ b/tillsyn/A 49089-2025 tillsynsbegäran.docx
@@ -528,7 +528,7 @@
     <w:r>
       <w:tab/>
       <w:tab/>
-      <w:t>2025-12-21</w:t>
+      <w:t>2025-12-22</w:t>
       <w:br/>
       <w:br/>
     </w:r>

--- a/tillsyn/A 49089-2025 tillsynsbegäran.docx
+++ b/tillsyn/A 49089-2025 tillsynsbegäran.docx
@@ -528,7 +528,7 @@
     <w:r>
       <w:tab/>
       <w:tab/>
-      <w:t>2025-12-22</w:t>
+      <w:t>2025-12-26</w:t>
       <w:br/>
       <w:br/>
     </w:r>

--- a/tillsyn/A 49089-2025 tillsynsbegäran.docx
+++ b/tillsyn/A 49089-2025 tillsynsbegäran.docx
@@ -528,7 +528,7 @@
     <w:r>
       <w:tab/>
       <w:tab/>
-      <w:t>2026-01-03</w:t>
+      <w:t>2026-01-04</w:t>
       <w:br/>
       <w:br/>
     </w:r>

--- a/tillsyn/A 49089-2025 tillsynsbegäran.docx
+++ b/tillsyn/A 49089-2025 tillsynsbegäran.docx
@@ -528,7 +528,7 @@
     <w:r>
       <w:tab/>
       <w:tab/>
-      <w:t>2026-01-07</w:t>
+      <w:t>2026-01-08</w:t>
       <w:br/>
       <w:br/>
     </w:r>

--- a/tillsyn/A 49089-2025 tillsynsbegäran.docx
+++ b/tillsyn/A 49089-2025 tillsynsbegäran.docx
@@ -528,7 +528,7 @@
     <w:r>
       <w:tab/>
       <w:tab/>
-      <w:t>2026-01-08</w:t>
+      <w:t>2026-01-09</w:t>
       <w:br/>
       <w:br/>
     </w:r>

--- a/tillsyn/A 49089-2025 tillsynsbegäran.docx
+++ b/tillsyn/A 49089-2025 tillsynsbegäran.docx
@@ -528,7 +528,7 @@
     <w:r>
       <w:tab/>
       <w:tab/>
-      <w:t>2026-01-09</w:t>
+      <w:t>2026-01-10</w:t>
       <w:br/>
       <w:br/>
     </w:r>

--- a/tillsyn/A 49089-2025 tillsynsbegäran.docx
+++ b/tillsyn/A 49089-2025 tillsynsbegäran.docx
@@ -528,7 +528,7 @@
     <w:r>
       <w:tab/>
       <w:tab/>
-      <w:t>2026-01-10</w:t>
+      <w:t>2026-01-11</w:t>
       <w:br/>
       <w:br/>
     </w:r>

--- a/tillsyn/A 49089-2025 tillsynsbegäran.docx
+++ b/tillsyn/A 49089-2025 tillsynsbegäran.docx
@@ -528,7 +528,7 @@
     <w:r>
       <w:tab/>
       <w:tab/>
-      <w:t>2026-01-11</w:t>
+      <w:t>2026-01-12</w:t>
       <w:br/>
       <w:br/>
     </w:r>

--- a/tillsyn/A 49089-2025 tillsynsbegäran.docx
+++ b/tillsyn/A 49089-2025 tillsynsbegäran.docx
@@ -528,7 +528,7 @@
     <w:r>
       <w:tab/>
       <w:tab/>
-      <w:t>2026-01-12</w:t>
+      <w:t>2026-01-13</w:t>
       <w:br/>
       <w:br/>
     </w:r>

--- a/tillsyn/A 49089-2025 tillsynsbegäran.docx
+++ b/tillsyn/A 49089-2025 tillsynsbegäran.docx
@@ -528,7 +528,7 @@
     <w:r>
       <w:tab/>
       <w:tab/>
-      <w:t>2026-01-13</w:t>
+      <w:t>2026-01-14</w:t>
       <w:br/>
       <w:br/>
     </w:r>

--- a/tillsyn/A 49089-2025 tillsynsbegäran.docx
+++ b/tillsyn/A 49089-2025 tillsynsbegäran.docx
@@ -528,7 +528,7 @@
     <w:r>
       <w:tab/>
       <w:tab/>
-      <w:t>2026-01-14</w:t>
+      <w:t>2026-01-15</w:t>
       <w:br/>
       <w:br/>
     </w:r>

--- a/tillsyn/A 49089-2025 tillsynsbegäran.docx
+++ b/tillsyn/A 49089-2025 tillsynsbegäran.docx
@@ -528,7 +528,7 @@
     <w:r>
       <w:tab/>
       <w:tab/>
-      <w:t>2026-01-15</w:t>
+      <w:t>2026-01-16</w:t>
       <w:br/>
       <w:br/>
     </w:r>

--- a/tillsyn/A 49089-2025 tillsynsbegäran.docx
+++ b/tillsyn/A 49089-2025 tillsynsbegäran.docx
@@ -528,7 +528,7 @@
     <w:r>
       <w:tab/>
       <w:tab/>
-      <w:t>2026-01-16</w:t>
+      <w:t>2026-01-17</w:t>
       <w:br/>
       <w:br/>
     </w:r>

--- a/tillsyn/A 49089-2025 tillsynsbegäran.docx
+++ b/tillsyn/A 49089-2025 tillsynsbegäran.docx
@@ -528,7 +528,7 @@
     <w:r>
       <w:tab/>
       <w:tab/>
-      <w:t>2026-01-17</w:t>
+      <w:t>2026-01-18</w:t>
       <w:br/>
       <w:br/>
     </w:r>

--- a/tillsyn/A 49089-2025 tillsynsbegäran.docx
+++ b/tillsyn/A 49089-2025 tillsynsbegäran.docx
@@ -528,7 +528,7 @@
     <w:r>
       <w:tab/>
       <w:tab/>
-      <w:t>2026-01-18</w:t>
+      <w:t>2026-01-19</w:t>
       <w:br/>
       <w:br/>
     </w:r>

--- a/tillsyn/A 49089-2025 tillsynsbegäran.docx
+++ b/tillsyn/A 49089-2025 tillsynsbegäran.docx
@@ -528,7 +528,7 @@
     <w:r>
       <w:tab/>
       <w:tab/>
-      <w:t>2026-01-19</w:t>
+      <w:t>2026-01-20</w:t>
       <w:br/>
       <w:br/>
     </w:r>

--- a/tillsyn/A 49089-2025 tillsynsbegäran.docx
+++ b/tillsyn/A 49089-2025 tillsynsbegäran.docx
@@ -528,7 +528,7 @@
     <w:r>
       <w:tab/>
       <w:tab/>
-      <w:t>2026-01-20</w:t>
+      <w:t>2026-01-21</w:t>
       <w:br/>
       <w:br/>
     </w:r>

--- a/tillsyn/A 49089-2025 tillsynsbegäran.docx
+++ b/tillsyn/A 49089-2025 tillsynsbegäran.docx
@@ -528,7 +528,7 @@
     <w:r>
       <w:tab/>
       <w:tab/>
-      <w:t>2026-01-21</w:t>
+      <w:t>2026-01-23</w:t>
       <w:br/>
       <w:br/>
     </w:r>

--- a/tillsyn/A 49089-2025 tillsynsbegäran.docx
+++ b/tillsyn/A 49089-2025 tillsynsbegäran.docx
@@ -528,7 +528,7 @@
     <w:r>
       <w:tab/>
       <w:tab/>
-      <w:t>2026-01-23</w:t>
+      <w:t>2026-01-24</w:t>
       <w:br/>
       <w:br/>
     </w:r>

--- a/tillsyn/A 49089-2025 tillsynsbegäran.docx
+++ b/tillsyn/A 49089-2025 tillsynsbegäran.docx
@@ -528,7 +528,7 @@
     <w:r>
       <w:tab/>
       <w:tab/>
-      <w:t>2026-01-24</w:t>
+      <w:t>2026-01-25</w:t>
       <w:br/>
       <w:br/>
     </w:r>

--- a/tillsyn/A 49089-2025 tillsynsbegäran.docx
+++ b/tillsyn/A 49089-2025 tillsynsbegäran.docx
@@ -528,7 +528,7 @@
     <w:r>
       <w:tab/>
       <w:tab/>
-      <w:t>2026-01-25</w:t>
+      <w:t>2026-01-26</w:t>
       <w:br/>
       <w:br/>
     </w:r>

--- a/tillsyn/A 49089-2025 tillsynsbegäran.docx
+++ b/tillsyn/A 49089-2025 tillsynsbegäran.docx
@@ -528,7 +528,7 @@
     <w:r>
       <w:tab/>
       <w:tab/>
-      <w:t>2026-01-26</w:t>
+      <w:t>2026-01-27</w:t>
       <w:br/>
       <w:br/>
     </w:r>

--- a/tillsyn/A 49089-2025 tillsynsbegäran.docx
+++ b/tillsyn/A 49089-2025 tillsynsbegäran.docx
@@ -528,7 +528,7 @@
     <w:r>
       <w:tab/>
       <w:tab/>
-      <w:t>2026-01-27</w:t>
+      <w:t>2026-01-28</w:t>
       <w:br/>
       <w:br/>
     </w:r>

--- a/tillsyn/A 49089-2025 tillsynsbegäran.docx
+++ b/tillsyn/A 49089-2025 tillsynsbegäran.docx
@@ -111,7 +111,25 @@
         <w:t>Knärot (VU, §8)</w:t>
       </w:r>
       <w:r>
-        <w:t xml:space="preserve"> är rödlistad som sårbar och fridlyst enligt 8§ artskyddsförordningen. En nyligen genomförd analys av 79 floraväktarlokaler indikerar att det behövs någonstans mellan 100 och 150 meters skyddszon för att en knärotspopulation inte ska dö ut på lång sikt (Sebestyén &amp; Sundberg, 2025). Detta ligger väl i linje med tidigare genomförda studier som visar att det krävs väl tilltagna buffertzoner för att knäroten inte ska ta skada av skogsbruksåtgärder i intilliggande skog (Johnson, 2014; Koelmeijer m.fl., 2022; Skogsstyrelsen, 2022). Arten är även känslig för gallring vilket framgår av Skogsstyrelsens egen vägledning för hänsyn till knärot (Skogsstyrelsen, 2022). För rika förekomster av knärot är reservatsbildning eller biotopskydd lämpliga åtgärder för att skydda den. På knärot kan den sällsynta rostsvampen </w:t>
+        <w:t xml:space="preserve"> är typisk art för </w:t>
+      </w:r>
+      <w:r>
+        <w:rPr>
+          <w:i/>
+        </w:rPr>
+        <w:t xml:space="preserve">9010 Taiga </w:t>
+      </w:r>
+      <w:r>
+        <w:t>och</w:t>
+      </w:r>
+      <w:r>
+        <w:rPr>
+          <w:i/>
+        </w:rPr>
+        <w:t xml:space="preserve"> 9050 Näringsrik granskog</w:t>
+      </w:r>
+      <w:r>
+        <w:t xml:space="preserve">, rödlistad som sårbar och fridlyst enligt 8§ artskyddsförordningen. En nyligen genomförd analys av 79 floraväktarlokaler indikerar att det behövs någonstans mellan 100 och 150 meters skyddszon för att en knärotspopulation inte ska dö ut på lång sikt (Sebestyén &amp; Sundberg, 2025). Detta ligger väl i linje med tidigare genomförda studier som visar att det krävs väl tilltagna buffertzoner för att knäroten inte ska ta skada av skogsbruksåtgärder i intilliggande skog (Johnson, 2014; Koelmeijer m.fl., 2022; Skogsstyrelsen, 2022). Arten är även känslig för gallring vilket framgår av Skogsstyrelsens egen vägledning för hänsyn till knärot (Skogsstyrelsen, 2022). För rika förekomster av knärot är reservatsbildning eller biotopskydd lämpliga åtgärder för att skydda den. På knärot kan den sällsynta rostsvampen </w:t>
       </w:r>
       <w:r>
         <w:rPr>
@@ -217,7 +235,25 @@
     </w:p>
     <w:p>
       <w:r>
-        <w:t>Knärot är fridlyst enligt 8 och 15 §§ artskyddsförordningen och klassad som sårbar (VU) enligt rödlistan 2020. Knärot är beroende av hög och jämn luftfuktighet i gamla, ostörda skogsmiljöer och är känslig för snabba förändringar av ljus-/vindförhållanden eller uttorkning. På grund av ett alltför intensivt skogsbruk har den minskat med 40 (25–50) % under de senaste 60 åren och i framtiden bedöms minskningstakten uppgå till 30 (20–40) %. Till följd av att arten har en dokumenterat högre minskningstakt i förhållande till sin generationstid än vad som tidigare varit känt (data från Riksskogstaxeringen) höjdes den till hotkategori sårbar (VU) i rödlistan 2020 (SLU Artdatabanken, 2024).</w:t>
+        <w:t xml:space="preserve">Knärot är typisk art för </w:t>
+      </w:r>
+      <w:r>
+        <w:rPr>
+          <w:i/>
+        </w:rPr>
+        <w:t xml:space="preserve">9010 Taiga </w:t>
+      </w:r>
+      <w:r>
+        <w:t>och</w:t>
+      </w:r>
+      <w:r>
+        <w:rPr>
+          <w:i/>
+        </w:rPr>
+        <w:t xml:space="preserve"> 9050 Näringsrik granskog</w:t>
+      </w:r>
+      <w:r>
+        <w:t>, fridlyst enligt 8 och 15 §§ artskyddsförordningen och klassad som sårbar (VU) enligt rödlistan 2020. Knärot är beroende av hög och jämn luftfuktighet i gamla, ostörda skogsmiljöer och är känslig för snabba förändringar av ljus-/vindförhållanden eller uttorkning. På grund av ett alltför intensivt skogsbruk har den minskat med 40 (25–50) % under de senaste 60 åren och i framtiden bedöms minskningstakten uppgå till 30 (20–40) %. Till följd av att arten har en dokumenterat högre minskningstakt i förhållande till sin generationstid än vad som tidigare varit känt (data från Riksskogstaxeringen) höjdes den till hotkategori sårbar (VU) i rödlistan 2020 (SLU Artdatabanken, 2024).</w:t>
       </w:r>
     </w:p>
     <w:p>
@@ -528,7 +564,7 @@
     <w:r>
       <w:tab/>
       <w:tab/>
-      <w:t>2026-01-28</w:t>
+      <w:t>2026-01-29</w:t>
       <w:br/>
       <w:br/>
     </w:r>

--- a/tillsyn/A 49089-2025 tillsynsbegäran.docx
+++ b/tillsyn/A 49089-2025 tillsynsbegäran.docx
@@ -564,7 +564,7 @@
     <w:r>
       <w:tab/>
       <w:tab/>
-      <w:t>2026-01-29</w:t>
+      <w:t>2026-01-30</w:t>
       <w:br/>
       <w:br/>
     </w:r>

--- a/tillsyn/A 49089-2025 tillsynsbegäran.docx
+++ b/tillsyn/A 49089-2025 tillsynsbegäran.docx
@@ -564,7 +564,7 @@
     <w:r>
       <w:tab/>
       <w:tab/>
-      <w:t>2026-01-30</w:t>
+      <w:t>2026-01-31</w:t>
       <w:br/>
       <w:br/>
     </w:r>

--- a/tillsyn/A 49089-2025 tillsynsbegäran.docx
+++ b/tillsyn/A 49089-2025 tillsynsbegäran.docx
@@ -564,7 +564,7 @@
     <w:r>
       <w:tab/>
       <w:tab/>
-      <w:t>2026-01-31</w:t>
+      <w:t>2026-02-01</w:t>
       <w:br/>
       <w:br/>
     </w:r>

--- a/tillsyn/A 49089-2025 tillsynsbegäran.docx
+++ b/tillsyn/A 49089-2025 tillsynsbegäran.docx
@@ -564,7 +564,7 @@
     <w:r>
       <w:tab/>
       <w:tab/>
-      <w:t>2026-02-22</w:t>
+      <w:t>2026-02-23</w:t>
       <w:br/>
       <w:br/>
     </w:r>

--- a/tillsyn/A 49089-2025 tillsynsbegäran.docx
+++ b/tillsyn/A 49089-2025 tillsynsbegäran.docx
@@ -564,7 +564,7 @@
     <w:r>
       <w:tab/>
       <w:tab/>
-      <w:t>2026-02-23</w:t>
+      <w:t>2026-02-24</w:t>
       <w:br/>
       <w:br/>
     </w:r>

--- a/tillsyn/A 49089-2025 tillsynsbegäran.docx
+++ b/tillsyn/A 49089-2025 tillsynsbegäran.docx
@@ -564,7 +564,7 @@
     <w:r>
       <w:tab/>
       <w:tab/>
-      <w:t>2026-02-24</w:t>
+      <w:t>2026-02-25</w:t>
       <w:br/>
       <w:br/>
     </w:r>

--- a/tillsyn/A 49089-2025 tillsynsbegäran.docx
+++ b/tillsyn/A 49089-2025 tillsynsbegäran.docx
@@ -564,7 +564,7 @@
     <w:r>
       <w:tab/>
       <w:tab/>
-      <w:t>2026-02-25</w:t>
+      <w:t>2026-02-26</w:t>
       <w:br/>
       <w:br/>
     </w:r>

--- a/tillsyn/A 49089-2025 tillsynsbegäran.docx
+++ b/tillsyn/A 49089-2025 tillsynsbegäran.docx
@@ -564,7 +564,7 @@
     <w:r>
       <w:tab/>
       <w:tab/>
-      <w:t>2026-02-26</w:t>
+      <w:t>2026-02-28</w:t>
       <w:br/>
       <w:br/>
     </w:r>

--- a/tillsyn/A 49089-2025 tillsynsbegäran.docx
+++ b/tillsyn/A 49089-2025 tillsynsbegäran.docx
@@ -564,7 +564,7 @@
     <w:r>
       <w:tab/>
       <w:tab/>
-      <w:t>2026-02-28</w:t>
+      <w:t>2026-03-01</w:t>
       <w:br/>
       <w:br/>
     </w:r>

--- a/tillsyn/A 49089-2025 tillsynsbegäran.docx
+++ b/tillsyn/A 49089-2025 tillsynsbegäran.docx
@@ -564,7 +564,7 @@
     <w:r>
       <w:tab/>
       <w:tab/>
-      <w:t>2026-03-01</w:t>
+      <w:t>2026-03-02</w:t>
       <w:br/>
       <w:br/>
     </w:r>

--- a/tillsyn/A 49089-2025 tillsynsbegäran.docx
+++ b/tillsyn/A 49089-2025 tillsynsbegäran.docx
@@ -564,7 +564,7 @@
     <w:r>
       <w:tab/>
       <w:tab/>
-      <w:t>2026-03-02</w:t>
+      <w:t>2026-03-03</w:t>
       <w:br/>
       <w:br/>
     </w:r>

--- a/tillsyn/A 49089-2025 tillsynsbegäran.docx
+++ b/tillsyn/A 49089-2025 tillsynsbegäran.docx
@@ -564,7 +564,7 @@
     <w:r>
       <w:tab/>
       <w:tab/>
-      <w:t>2026-03-03</w:t>
+      <w:t>2026-03-04</w:t>
       <w:br/>
       <w:br/>
     </w:r>

--- a/tillsyn/A 49089-2025 tillsynsbegäran.docx
+++ b/tillsyn/A 49089-2025 tillsynsbegäran.docx
@@ -564,7 +564,7 @@
     <w:r>
       <w:tab/>
       <w:tab/>
-      <w:t>2026-03-04</w:t>
+      <w:t>2026-03-05</w:t>
       <w:br/>
       <w:br/>
     </w:r>

--- a/tillsyn/A 49089-2025 tillsynsbegäran.docx
+++ b/tillsyn/A 49089-2025 tillsynsbegäran.docx
@@ -564,7 +564,7 @@
     <w:r>
       <w:tab/>
       <w:tab/>
-      <w:t>2026-03-05</w:t>
+      <w:t>2026-03-06</w:t>
       <w:br/>
       <w:br/>
     </w:r>

--- a/tillsyn/A 49089-2025 tillsynsbegäran.docx
+++ b/tillsyn/A 49089-2025 tillsynsbegäran.docx
@@ -564,7 +564,7 @@
     <w:r>
       <w:tab/>
       <w:tab/>
-      <w:t>2026-03-06</w:t>
+      <w:t>2026-03-07</w:t>
       <w:br/>
       <w:br/>
     </w:r>

--- a/tillsyn/A 49089-2025 tillsynsbegäran.docx
+++ b/tillsyn/A 49089-2025 tillsynsbegäran.docx
@@ -564,7 +564,7 @@
     <w:r>
       <w:tab/>
       <w:tab/>
-      <w:t>2026-03-07</w:t>
+      <w:t>2026-03-08</w:t>
       <w:br/>
       <w:br/>
     </w:r>

--- a/tillsyn/A 49089-2025 tillsynsbegäran.docx
+++ b/tillsyn/A 49089-2025 tillsynsbegäran.docx
@@ -564,7 +564,7 @@
     <w:r>
       <w:tab/>
       <w:tab/>
-      <w:t>2026-03-08</w:t>
+      <w:t>2026-03-09</w:t>
       <w:br/>
       <w:br/>
     </w:r>

--- a/tillsyn/A 49089-2025 tillsynsbegäran.docx
+++ b/tillsyn/A 49089-2025 tillsynsbegäran.docx
@@ -564,7 +564,7 @@
     <w:r>
       <w:tab/>
       <w:tab/>
-      <w:t>2026-03-09</w:t>
+      <w:t>2026-03-10</w:t>
       <w:br/>
       <w:br/>
     </w:r>

--- a/tillsyn/A 49089-2025 tillsynsbegäran.docx
+++ b/tillsyn/A 49089-2025 tillsynsbegäran.docx
@@ -564,7 +564,7 @@
     <w:r>
       <w:tab/>
       <w:tab/>
-      <w:t>2026-03-10</w:t>
+      <w:t>2026-03-11</w:t>
       <w:br/>
       <w:br/>
     </w:r>

--- a/tillsyn/A 49089-2025 tillsynsbegäran.docx
+++ b/tillsyn/A 49089-2025 tillsynsbegäran.docx
@@ -564,7 +564,7 @@
     <w:r>
       <w:tab/>
       <w:tab/>
-      <w:t>2026-03-11</w:t>
+      <w:t>2026-03-12</w:t>
       <w:br/>
       <w:br/>
     </w:r>

--- a/tillsyn/A 49089-2025 tillsynsbegäran.docx
+++ b/tillsyn/A 49089-2025 tillsynsbegäran.docx
@@ -564,7 +564,7 @@
     <w:r>
       <w:tab/>
       <w:tab/>
-      <w:t>2026-03-12</w:t>
+      <w:t>2026-03-13</w:t>
       <w:br/>
       <w:br/>
     </w:r>

--- a/tillsyn/A 49089-2025 tillsynsbegäran.docx
+++ b/tillsyn/A 49089-2025 tillsynsbegäran.docx
@@ -564,7 +564,7 @@
     <w:r>
       <w:tab/>
       <w:tab/>
-      <w:t>2026-05-16</w:t>
+      <w:t>2026-05-17</w:t>
       <w:br/>
       <w:br/>
     </w:r>

--- a/tillsyn/A 49089-2025 tillsynsbegäran.docx
+++ b/tillsyn/A 49089-2025 tillsynsbegäran.docx
@@ -564,7 +564,7 @@
     <w:r>
       <w:tab/>
       <w:tab/>
-      <w:t>2026-05-17</w:t>
+      <w:t>2026-05-18</w:t>
       <w:br/>
       <w:br/>
     </w:r>

--- a/tillsyn/A 49089-2025 tillsynsbegäran.docx
+++ b/tillsyn/A 49089-2025 tillsynsbegäran.docx
@@ -564,7 +564,7 @@
     <w:r>
       <w:tab/>
       <w:tab/>
-      <w:t>2026-05-18</w:t>
+      <w:t>2026-05-19</w:t>
       <w:br/>
       <w:br/>
     </w:r>

--- a/tillsyn/A 49089-2025 tillsynsbegäran.docx
+++ b/tillsyn/A 49089-2025 tillsynsbegäran.docx
@@ -564,7 +564,7 @@
     <w:r>
       <w:tab/>
       <w:tab/>
-      <w:t>2026-05-19</w:t>
+      <w:t>2026-05-20</w:t>
       <w:br/>
       <w:br/>
     </w:r>

--- a/tillsyn/A 49089-2025 tillsynsbegäran.docx
+++ b/tillsyn/A 49089-2025 tillsynsbegäran.docx
@@ -564,7 +564,7 @@
     <w:r>
       <w:tab/>
       <w:tab/>
-      <w:t>2026-05-20</w:t>
+      <w:t>2026-05-21</w:t>
       <w:br/>
       <w:br/>
     </w:r>

--- a/tillsyn/A 49089-2025 tillsynsbegäran.docx
+++ b/tillsyn/A 49089-2025 tillsynsbegäran.docx
@@ -564,7 +564,7 @@
     <w:r>
       <w:tab/>
       <w:tab/>
-      <w:t>2026-05-21</w:t>
+      <w:t>2026-05-22</w:t>
       <w:br/>
       <w:br/>
     </w:r>

--- a/tillsyn/A 49089-2025 tillsynsbegäran.docx
+++ b/tillsyn/A 49089-2025 tillsynsbegäran.docx
@@ -564,7 +564,7 @@
     <w:r>
       <w:tab/>
       <w:tab/>
-      <w:t>2026-05-22</w:t>
+      <w:t>2026-05-23</w:t>
       <w:br/>
       <w:br/>
     </w:r>

--- a/tillsyn/A 49089-2025 tillsynsbegäran.docx
+++ b/tillsyn/A 49089-2025 tillsynsbegäran.docx
@@ -564,7 +564,7 @@
     <w:r>
       <w:tab/>
       <w:tab/>
-      <w:t>2026-05-23</w:t>
+      <w:t>2026-05-24</w:t>
       <w:br/>
       <w:br/>
     </w:r>

--- a/tillsyn/A 49089-2025 tillsynsbegäran.docx
+++ b/tillsyn/A 49089-2025 tillsynsbegäran.docx
@@ -564,7 +564,7 @@
     <w:r>
       <w:tab/>
       <w:tab/>
-      <w:t>2026-05-24</w:t>
+      <w:t>2026-05-25</w:t>
       <w:br/>
       <w:br/>
     </w:r>

--- a/tillsyn/A 49089-2025 tillsynsbegäran.docx
+++ b/tillsyn/A 49089-2025 tillsynsbegäran.docx
@@ -564,7 +564,7 @@
     <w:r>
       <w:tab/>
       <w:tab/>
-      <w:t>2026-05-25</w:t>
+      <w:t>2026-05-26</w:t>
       <w:br/>
       <w:br/>
     </w:r>

--- a/tillsyn/A 49089-2025 tillsynsbegäran.docx
+++ b/tillsyn/A 49089-2025 tillsynsbegäran.docx
@@ -564,7 +564,7 @@
     <w:r>
       <w:tab/>
       <w:tab/>
-      <w:t>2026-05-26</w:t>
+      <w:t>2026-05-27</w:t>
       <w:br/>
       <w:br/>
     </w:r>

--- a/tillsyn/A 49089-2025 tillsynsbegäran.docx
+++ b/tillsyn/A 49089-2025 tillsynsbegäran.docx
@@ -564,7 +564,7 @@
     <w:r>
       <w:tab/>
       <w:tab/>
-      <w:t>2026-05-27</w:t>
+      <w:t>2026-05-28</w:t>
       <w:br/>
       <w:br/>
     </w:r>

--- a/tillsyn/A 49089-2025 tillsynsbegäran.docx
+++ b/tillsyn/A 49089-2025 tillsynsbegäran.docx
@@ -564,7 +564,7 @@
     <w:r>
       <w:tab/>
       <w:tab/>
-      <w:t>2026-05-28</w:t>
+      <w:t>2026-05-29</w:t>
       <w:br/>
       <w:br/>
     </w:r>

--- a/tillsyn/A 49089-2025 tillsynsbegäran.docx
+++ b/tillsyn/A 49089-2025 tillsynsbegäran.docx
@@ -564,7 +564,7 @@
     <w:r>
       <w:tab/>
       <w:tab/>
-      <w:t>2026-05-29</w:t>
+      <w:t>2026-05-30</w:t>
       <w:br/>
       <w:br/>
     </w:r>

--- a/tillsyn/A 49089-2025 tillsynsbegäran.docx
+++ b/tillsyn/A 49089-2025 tillsynsbegäran.docx
@@ -564,7 +564,7 @@
     <w:r>
       <w:tab/>
       <w:tab/>
-      <w:t>2026-05-30</w:t>
+      <w:t>2026-05-31</w:t>
       <w:br/>
       <w:br/>
     </w:r>

--- a/tillsyn/A 49089-2025 tillsynsbegäran.docx
+++ b/tillsyn/A 49089-2025 tillsynsbegäran.docx
@@ -564,7 +564,7 @@
     <w:r>
       <w:tab/>
       <w:tab/>
-      <w:t>2026-05-31</w:t>
+      <w:t>2026-06-01</w:t>
       <w:br/>
       <w:br/>
     </w:r>
